--- a/artifacts/HR-02/build/resume-ca-104.docx
+++ b/artifacts/HR-02/build/resume-ca-104.docx
@@ -32,7 +32,7 @@
         </w:numPr>
       </w:pPr>
       <w:r>
-        <w:t xml:space="preserve">Requisition ID: RQN-2026-0105</w:t>
+        <w:t xml:space="preserve">Requisition ID: RQN-2026-0106</w:t>
       </w:r>
     </w:p>
     <w:p>
@@ -44,7 +44,7 @@
         </w:numPr>
       </w:pPr>
       <w:r>
-        <w:t xml:space="preserve">Application date: 2026-02-27</w:t>
+        <w:t xml:space="preserve">Application date: 2026-03-09</w:t>
       </w:r>
     </w:p>
     <w:p>
@@ -73,7 +73,7 @@
         <w:pStyle w:val="FirstParagraph"/>
       </w:pPr>
       <w:r>
-        <w:t xml:space="preserve">Software engineer with four and a half years on product teams, most recently on the reporting side of a merchandising product. I am looking for work closer to the systems underneath, because the parts I keep volunteering for are the ones nobody else wants to own.</w:t>
+        <w:t xml:space="preserve">Operations analyst with four and a half years on service teams, most recently the reporting side of a retail merchandising group. I am looking for work closer to the plan underneath, because the parts I keep volunteering for are the ones nobody else wants to hold.</w:t>
       </w:r>
     </w:p>
     <w:bookmarkEnd w:id="9"/>
@@ -86,13 +86,13 @@
         <w:t xml:space="preserve">Experience</w:t>
       </w:r>
     </w:p>
-    <w:bookmarkStart w:id="10" w:name="X1bc6952bd63e2de756bcf140455fe6dd6dab1e5"/>
+    <w:bookmarkStart w:id="10" w:name="Xe09def8155df82b54a24c8cac3307c3811bbc68"/>
     <w:p>
       <w:pPr>
         <w:pStyle w:val="Heading3"/>
       </w:pPr>
       <w:r>
-        <w:t xml:space="preserve">Software Engineer, a mid sized retail software company, 2 years 8 months</w:t>
+        <w:t xml:space="preserve">Operations Analyst, a mid sized retail services company, 2 years 8 months</w:t>
       </w:r>
     </w:p>
     <w:p>
@@ -104,7 +104,7 @@
         </w:numPr>
       </w:pPr>
       <w:r>
-        <w:t xml:space="preserve">Build reporting features and the services behind them for a merchandising product.</w:t>
+        <w:t xml:space="preserve">Build the weekly reporting a merchandising group runs on, and own what it does and does not claim.</w:t>
       </w:r>
     </w:p>
     <w:p>
@@ -116,7 +116,7 @@
         </w:numPr>
       </w:pPr>
       <w:r>
-        <w:t xml:space="preserve">Took over an export that had been failing quietly, made the failure loud, and wrote the note that told the consuming team what had changed for them.</w:t>
+        <w:t xml:space="preserve">Took over an export that had been failing quietly, made the failure loud, and wrote the note that told the receiving team what had changed for them.</w:t>
       </w:r>
     </w:p>
     <w:p>
@@ -128,7 +128,7 @@
         </w:numPr>
       </w:pPr>
       <w:r>
-        <w:t xml:space="preserve">Sat with two operations analysts to work out what their weekly export was actually used for before changing its shape, and found that much of what it carried had never been read at all.</w:t>
+        <w:t xml:space="preserve">Sat with two planners to work out what their weekly export was actually used for before changing its shape, and found that much of what it carried had never been read.</w:t>
       </w:r>
     </w:p>
     <w:p>
@@ -140,17 +140,17 @@
         </w:numPr>
       </w:pPr>
       <w:r>
-        <w:t xml:space="preserve">Wrote the runbook for the reporting jobs, which had been carried in one colleague’s head until they went on leave.</w:t>
+        <w:t xml:space="preserve">Wrote the runbook for the monthly reporting, which had been carried in one colleague’s head until they went on leave.</w:t>
       </w:r>
     </w:p>
     <w:bookmarkEnd w:id="10"/>
-    <w:bookmarkStart w:id="11" w:name="X600ef406c96b4b1b8505b93f61ad37167ff3ce5"/>
+    <w:bookmarkStart w:id="11" w:name="Xa649ef579e14f348b81ce911e706aefd930d9cd"/>
     <w:p>
       <w:pPr>
         <w:pStyle w:val="Heading3"/>
       </w:pPr>
       <w:r>
-        <w:t xml:space="preserve">Software Engineer, a small business software company, 1 year 10 months</w:t>
+        <w:t xml:space="preserve">Onboarding Specialist, a small business services company, 1 year 10 months</w:t>
       </w:r>
     </w:p>
     <w:p>
@@ -162,7 +162,7 @@
         </w:numPr>
       </w:pPr>
       <w:r>
-        <w:t xml:space="preserve">Worked on a customer facing web application and the integration checks around it.</w:t>
+        <w:t xml:space="preserve">Took customers through setup and the checks around it, and rewrote the sequence after watching two of them get stuck in the same place.</w:t>
       </w:r>
     </w:p>
     <w:p>
@@ -174,7 +174,7 @@
         </w:numPr>
       </w:pPr>
       <w:r>
-        <w:t xml:space="preserve">Rewrote the seed data for the test environment after a release went out against data nobody had looked at, and wrote down where each part of it came from.</w:t>
+        <w:t xml:space="preserve">Rebuilt the sample data the training environment used after a session ran against records nobody had looked at, and wrote down where each part of it came from.</w:t>
       </w:r>
     </w:p>
     <w:p>
@@ -186,7 +186,7 @@
         </w:numPr>
       </w:pPr>
       <w:r>
-        <w:t xml:space="preserve">Paired with a support engineer for a fortnight to learn what customers were actually reporting.</w:t>
+        <w:t xml:space="preserve">Paired with a support colleague for a fortnight to learn what customers were actually reporting.</w:t>
       </w:r>
     </w:p>
     <w:bookmarkEnd w:id="11"/>
@@ -200,13 +200,13 @@
         <w:t xml:space="preserve">Education</w:t>
       </w:r>
     </w:p>
-    <w:bookmarkStart w:id="13" w:name="Xc43c1690b28c348c66fb58ebad62b1a96917db0"/>
+    <w:bookmarkStart w:id="13" w:name="X1dea576c3fd51ae576e3c1ef2de4b22ebc09cf2"/>
     <w:p>
       <w:pPr>
         <w:pStyle w:val="Heading3"/>
       </w:pPr>
       <w:r>
-        <w:t xml:space="preserve">Bachelor’s degree in computer science, a mid sized public university</w:t>
+        <w:t xml:space="preserve">Bachelor’s degree in business administration, a mid sized public university</w:t>
       </w:r>
     </w:p>
     <w:p>
@@ -218,7 +218,7 @@
         </w:numPr>
       </w:pPr>
       <w:r>
-        <w:t xml:space="preserve">Placement year on an internal tooling team.</w:t>
+        <w:t xml:space="preserve">Placement year in an internal operations team.</w:t>
       </w:r>
     </w:p>
     <w:bookmarkEnd w:id="13"/>
